--- a/materialien/lernerfolgskontrolle/Wunschbrief_Das_zaehlt_Kinderfassung.docx
+++ b/materialien/lernerfolgskontrolle/Wunschbrief_Das_zaehlt_Kinderfassung.docx
@@ -4,495 +4,324 @@
   <w:body>
     <w:p>
       <w:pPr>
-        <w:pStyle w:val="Title"/>
+        <w:pStyle w:val="ExamTitle"/>
+        <w:pageBreakBefore w:val="0"/>
       </w:pPr>
       <w:r>
         <w:t>Dein Wunschbrief: Das zählt</w:t>
       </w:r>
     </w:p>
     <w:p>
+      <w:pPr>
+        <w:pStyle w:val="ExamBody"/>
+      </w:pPr>
       <w:r>
-        <w:t>Dein Ziel: Du schreibst einen freundlichen und verständlichen Wunschbrief.</w:t>
-      </w:r>
-    </w:p>
-    <w:p>
-      <w:r>
-        <w:rPr>
-          <w:b w:val="0"/>
-        </w:rPr>
-        <w:t>Name: __________________________</w:t>
+        <w:t>Dein Ziel: Du schreibst einen freundlichen und verständlichen Wunschbrief mit einem passenden Grund.</w:t>
       </w:r>
     </w:p>
     <w:p>
       <w:pPr>
-        <w:pStyle w:val="Heading2"/>
+        <w:pStyle w:val="ExamHeading"/>
       </w:pPr>
       <w:r>
         <w:t>Das gehört in deinen Brief</w:t>
       </w:r>
     </w:p>
     <w:p>
+      <w:pPr>
+        <w:pStyle w:val="ExamBody"/>
+      </w:pPr>
       <w:r>
-        <w:rPr>
-          <w:b w:val="0"/>
-        </w:rPr>
-        <w:t>☐ Du schreibst eine passende Anrede.</w:t>
+        <w:t>☐ Du schreibst Ort und Datum.</w:t>
       </w:r>
     </w:p>
     <w:p>
+      <w:pPr>
+        <w:pStyle w:val="ExamBody"/>
+      </w:pPr>
       <w:r>
-        <w:rPr>
-          <w:b w:val="0"/>
-        </w:rPr>
-        <w:t>☐ Du sagst klar, was du dir wünschst.</w:t>
+        <w:t>☐ Du verwendest eine passende Anrede.</w:t>
       </w:r>
     </w:p>
     <w:p>
+      <w:pPr>
+        <w:pStyle w:val="ExamBody"/>
+      </w:pPr>
       <w:r>
-        <w:rPr>
-          <w:b w:val="0"/>
-        </w:rPr>
-        <w:t>☐ Du schreibst mindestens einen weiteren Satz zu deinem Wunsch.</w:t>
+        <w:t>☐ Du wünschst dir eine Ausleihe von Spielgeräten für Schulhof B in den Pausen.</w:t>
       </w:r>
     </w:p>
     <w:p>
+      <w:pPr>
+        <w:pStyle w:val="ExamBody"/>
+      </w:pPr>
       <w:r>
-        <w:rPr>
-          <w:b w:val="0"/>
-        </w:rPr>
+        <w:t>☐ Du nennst mindestens einen passenden Grund für den Wunsch.</w:t>
+      </w:r>
+    </w:p>
+    <w:p>
+      <w:pPr>
+        <w:pStyle w:val="ExamBody"/>
+      </w:pPr>
+      <w:r>
+        <w:t>☐ Du schreibst freundlich und in verständlichen Sätzen.</w:t>
+      </w:r>
+    </w:p>
+    <w:p>
+      <w:pPr>
+        <w:pStyle w:val="ExamBody"/>
+      </w:pPr>
+      <w:r>
+        <w:t>☐ Deine Schrift ist lesbar. Die Teile des Briefes sind übersichtlich.</w:t>
+      </w:r>
+    </w:p>
+    <w:p>
+      <w:pPr>
+        <w:pStyle w:val="ExamBody"/>
+      </w:pPr>
+      <w:r>
         <w:t>☐ Du beendest den Brief mit einer Grußformel und deinem Namen.</w:t>
       </w:r>
     </w:p>
     <w:p>
+      <w:pPr>
+        <w:pStyle w:val="ExamHeading"/>
+      </w:pPr>
       <w:r>
-        <w:rPr>
-          <w:b w:val="0"/>
-        </w:rPr>
-        <w:t>☐ Du schreibst freundlich.</w:t>
-      </w:r>
-    </w:p>
-    <w:p>
-      <w:r>
-        <w:rPr>
-          <w:b w:val="0"/>
-        </w:rPr>
-        <w:t>☐ Du schreibst verständliche Sätze. Deine Schrift ist lesbar.</w:t>
-      </w:r>
-    </w:p>
-    <w:p>
-      <w:r>
-        <w:rPr>
-          <w:b w:val="0"/>
-        </w:rPr>
-        <w:t>☐ Du schreibst Ort und Datum oben auf deinen Brief.</w:t>
-      </w:r>
-    </w:p>
-    <w:p>
-      <w:r>
-        <w:rPr>
-          <w:b w:val="0"/>
-        </w:rPr>
-        <w:t>Ort und Datum gehören dazu. Wenn du sie vergisst, kannst du das Grundziel trotzdem erreichen. Beim Briefaufbau fehlt dann ein Punkt.</w:t>
+        <w:t>Das kannst du zusätzlich zeigen · freiwillig</w:t>
       </w:r>
     </w:p>
     <w:p>
       <w:pPr>
-        <w:pStyle w:val="Heading2"/>
+        <w:pStyle w:val="ExamBody"/>
       </w:pPr>
       <w:r>
-        <w:t>Das kannst du zusätzlich zeigen</w:t>
-      </w:r>
-    </w:p>
-    <w:p>
-      <w:r>
-        <w:rPr>
-          <w:b w:val="0"/>
-        </w:rPr>
-        <w:t>☐ Du erklärst, warum dein Wunsch sinnvoll ist.</w:t>
-      </w:r>
-    </w:p>
-    <w:p>
-      <w:r>
-        <w:rPr>
-          <w:b w:val="0"/>
-        </w:rPr>
-        <w:t>☐ Du nennst ein passendes Ergebnis aus der Umfrage.</w:t>
-      </w:r>
-    </w:p>
-    <w:p>
-      <w:r>
-        <w:rPr>
-          <w:b w:val="0"/>
-        </w:rPr>
-        <w:t>Diese beiden Zusätze sind freiwillig. Du kannst für jeden Zusatz bis zu zwei weitere Punkte bekommen.</w:t>
+        <w:t>☐ Du nutzt ein passendes Ergebnis aus der Umfrage und erklärst es sinnvoll.</w:t>
       </w:r>
     </w:p>
     <w:p>
       <w:pPr>
-        <w:pStyle w:val="Heading2"/>
+        <w:pStyle w:val="ExamBody"/>
+      </w:pPr>
+      <w:r>
+        <w:t>Ein Grund ist Pflicht. Nur die Umfrage ist freiwillig.</w:t>
+      </w:r>
+    </w:p>
+    <w:p>
+      <w:pPr>
+        <w:pStyle w:val="ExamHeading"/>
       </w:pPr>
       <w:r>
         <w:t>So wird dein Brief bewertet</w:t>
       </w:r>
     </w:p>
     <w:p>
+      <w:pPr>
+        <w:pStyle w:val="ExamBody"/>
+      </w:pPr>
       <w:r>
-        <w:rPr>
-          <w:b w:val="0"/>
-        </w:rPr>
-        <w:t>Für einen klaren, vollständigen und gut lesbaren Brief kannst du 18 Grundpunkte bekommen. Ein kurzer Brief kann alle Grundpunkte bekommen.</w:t>
-      </w:r>
-    </w:p>
-    <w:p>
-      <w:r>
-        <w:rPr>
-          <w:b w:val="0"/>
-        </w:rPr>
-        <w:t>Du musst keine Zahlen nutzen. Du musst deinen Brief auch nicht länger machen, wenn schon alles Wichtige darin steht.</w:t>
-      </w:r>
-    </w:p>
-    <w:p>
-      <w:r>
-        <w:br w:type="page"/>
+        <w:t>Du kannst 18 Grundpunkte bekommen. Bewertet werden der Wunsch, der Briefaufbau, die freundliche Sprache, die Begründung, die sprachliche Richtigkeit und die Lesbarkeit. Für die passende Umfrage kannst du bis zu 2 Zusatzpunkte bekommen.</w:t>
       </w:r>
     </w:p>
     <w:p>
       <w:pPr>
-        <w:pStyle w:val="Heading1"/>
+        <w:pStyle w:val="ExamBody"/>
+      </w:pPr>
+      <w:r>
+        <w:t>Ein guter Brief muss nicht lang sein. Wichtig ist, dass du deinen Wunsch verständlich formulierst und begründest.</w:t>
+      </w:r>
+    </w:p>
+    <w:p>
+      <w:pPr>
+        <w:pStyle w:val="ExamTitle"/>
+        <w:pageBreakBefore/>
       </w:pPr>
       <w:r>
         <w:t>Diese Hilfe darfst du nutzen</w:t>
       </w:r>
     </w:p>
     <w:p>
+      <w:pPr>
+        <w:pStyle w:val="ExamBody"/>
+      </w:pPr>
       <w:r>
-        <w:rPr>
-          <w:b w:val="0"/>
-        </w:rPr>
-        <w:t>Diese beiden Seiten darfst du bei der Probearbeit und bei der Arbeit nutzen. Dafür werden keine Punkte abgezogen.</w:t>
+        <w:t>Diese beiden Seiten darfst du bei der Lernerfolgskontrolle nutzen. Dafür gibt es keinen Punktabzug.</w:t>
       </w:r>
     </w:p>
     <w:p>
       <w:pPr>
-        <w:pStyle w:val="Heading2"/>
+        <w:pStyle w:val="ExamHeading"/>
       </w:pPr>
       <w:r>
         <w:t>Planung</w:t>
       </w:r>
     </w:p>
     <w:p>
+      <w:pPr>
+        <w:pStyle w:val="ExamBody"/>
+      </w:pPr>
       <w:r>
-        <w:rPr>
-          <w:b w:val="0"/>
-        </w:rPr>
-        <w:t>Kläre: An wen schreibst du? Was wünschst du dir? Welcher weitere Satz passt dazu? Notiere Stichwörter in deinen Schreibplan.</w:t>
+        <w:t>Überlege: An wen schreibe ich? Was wünsche ich mir? Warum wäre das sinnvoll? Notiere Stichwörter in deinen Schreibplan.</w:t>
       </w:r>
     </w:p>
     <w:p>
       <w:pPr>
-        <w:pStyle w:val="Heading2"/>
+        <w:pStyle w:val="ExamHeading"/>
       </w:pPr>
       <w:r>
         <w:t>Durchführung</w:t>
       </w:r>
     </w:p>
     <w:p>
+      <w:pPr>
+        <w:pStyle w:val="ExamBody"/>
+      </w:pPr>
       <w:r>
-        <w:rPr>
-          <w:b w:val="0"/>
-        </w:rPr>
         <w:t>Schreibe deinen Brief in dieser Reihenfolge:</w:t>
       </w:r>
     </w:p>
-    <w:tbl>
-      <w:tblPr>
-        <w:tblW w:type="dxa" w:w="10091"/>
-        <w:tblLayout w:type="fixed"/>
-        <w:tblLook w:firstColumn="1" w:firstRow="1" w:lastColumn="0" w:lastRow="0" w:noHBand="0" w:noVBand="1" w:val="04A0"/>
-        <w:tblInd w:w="120" w:type="dxa"/>
-        <w:tblCellMar>
-          <w:top w:w="95" w:type="dxa"/>
-          <w:left w:w="120" w:type="dxa"/>
-          <w:bottom w:w="95" w:type="dxa"/>
-          <w:right w:w="120" w:type="dxa"/>
-        </w:tblCellMar>
-      </w:tblPr>
-      <w:tblGrid>
-        <w:gridCol w:w="680"/>
-        <w:gridCol w:w="9411"/>
-      </w:tblGrid>
-      <w:tr>
-        <w:trPr>
-          <w:cantSplit/>
-        </w:trPr>
-        <w:tc>
-          <w:tcPr>
-            <w:tcW w:type="dxa" w:w="680"/>
-            <w:shd w:fill="EEF2F4"/>
-          </w:tcPr>
-          <w:p>
-            <w:pPr>
-              <w:spacing w:after="60" w:before="20"/>
-            </w:pPr>
-            <w:r>
-              <w:rPr>
-                <w:rFonts w:ascii="Arial" w:hAnsi="Arial"/>
-                <w:b/>
-                <w:sz w:val="28"/>
-              </w:rPr>
-              <w:t>1</w:t>
-            </w:r>
-          </w:p>
-        </w:tc>
-        <w:tc>
-          <w:tcPr>
-            <w:tcW w:type="dxa" w:w="9411"/>
-            <w:shd w:fill="F7F8F8"/>
-          </w:tcPr>
-          <w:p>
-            <w:pPr>
-              <w:spacing w:after="60" w:before="20"/>
-            </w:pPr>
-            <w:r>
-              <w:rPr>
-                <w:rFonts w:ascii="Arial" w:hAnsi="Arial"/>
-                <w:b w:val="0"/>
-                <w:sz w:val="28"/>
-              </w:rPr>
-              <w:t>Ort und Datum</w:t>
-            </w:r>
-          </w:p>
-        </w:tc>
-      </w:tr>
-      <w:tr>
-        <w:trPr>
-          <w:cantSplit/>
-        </w:trPr>
-        <w:tc>
-          <w:tcPr>
-            <w:tcW w:type="dxa" w:w="680"/>
-            <w:shd w:fill="EEF2F4"/>
-          </w:tcPr>
-          <w:p>
-            <w:pPr>
-              <w:spacing w:after="60" w:before="20"/>
-            </w:pPr>
-            <w:r>
-              <w:rPr>
-                <w:rFonts w:ascii="Arial" w:hAnsi="Arial"/>
-                <w:b/>
-                <w:sz w:val="28"/>
-              </w:rPr>
-              <w:t>2</w:t>
-            </w:r>
-          </w:p>
-        </w:tc>
-        <w:tc>
-          <w:tcPr>
-            <w:tcW w:type="dxa" w:w="9411"/>
-            <w:shd w:fill="FFFFFF"/>
-          </w:tcPr>
-          <w:p>
-            <w:pPr>
-              <w:spacing w:after="60" w:before="20"/>
-            </w:pPr>
-            <w:r>
-              <w:rPr>
-                <w:rFonts w:ascii="Arial" w:hAnsi="Arial"/>
-                <w:b w:val="0"/>
-                <w:sz w:val="28"/>
-              </w:rPr>
-              <w:t>Anrede</w:t>
-            </w:r>
-          </w:p>
-        </w:tc>
-      </w:tr>
-      <w:tr>
-        <w:trPr>
-          <w:cantSplit/>
-        </w:trPr>
-        <w:tc>
-          <w:tcPr>
-            <w:tcW w:type="dxa" w:w="680"/>
-            <w:shd w:fill="EEF2F4"/>
-          </w:tcPr>
-          <w:p>
-            <w:pPr>
-              <w:spacing w:after="60" w:before="20"/>
-            </w:pPr>
-            <w:r>
-              <w:rPr>
-                <w:rFonts w:ascii="Arial" w:hAnsi="Arial"/>
-                <w:b/>
-                <w:sz w:val="28"/>
-              </w:rPr>
-              <w:t>3</w:t>
-            </w:r>
-          </w:p>
-        </w:tc>
-        <w:tc>
-          <w:tcPr>
-            <w:tcW w:type="dxa" w:w="9411"/>
-            <w:shd w:fill="F7F8F8"/>
-          </w:tcPr>
-          <w:p>
-            <w:pPr>
-              <w:spacing w:after="60" w:before="20"/>
-            </w:pPr>
-            <w:r>
-              <w:rPr>
-                <w:rFonts w:ascii="Arial" w:hAnsi="Arial"/>
-                <w:b w:val="0"/>
-                <w:sz w:val="28"/>
-              </w:rPr>
-              <w:t>Dein Wunsch und mindestens ein weiterer passender Satz</w:t>
-            </w:r>
-          </w:p>
-        </w:tc>
-      </w:tr>
-      <w:tr>
-        <w:trPr>
-          <w:cantSplit/>
-        </w:trPr>
-        <w:tc>
-          <w:tcPr>
-            <w:tcW w:type="dxa" w:w="680"/>
-            <w:shd w:fill="EEF2F4"/>
-          </w:tcPr>
-          <w:p>
-            <w:pPr>
-              <w:spacing w:after="60" w:before="20"/>
-            </w:pPr>
-            <w:r>
-              <w:rPr>
-                <w:rFonts w:ascii="Arial" w:hAnsi="Arial"/>
-                <w:b/>
-                <w:sz w:val="28"/>
-              </w:rPr>
-              <w:t>4</w:t>
-            </w:r>
-          </w:p>
-        </w:tc>
-        <w:tc>
-          <w:tcPr>
-            <w:tcW w:type="dxa" w:w="9411"/>
-            <w:shd w:fill="FFFFFF"/>
-          </w:tcPr>
-          <w:p>
-            <w:pPr>
-              <w:spacing w:after="60" w:before="20"/>
-            </w:pPr>
-            <w:r>
-              <w:rPr>
-                <w:rFonts w:ascii="Arial" w:hAnsi="Arial"/>
-                <w:b w:val="0"/>
-                <w:sz w:val="28"/>
-              </w:rPr>
-              <w:t>Grußformel</w:t>
-            </w:r>
-          </w:p>
-        </w:tc>
-      </w:tr>
-      <w:tr>
-        <w:trPr>
-          <w:cantSplit/>
-        </w:trPr>
-        <w:tc>
-          <w:tcPr>
-            <w:tcW w:type="dxa" w:w="680"/>
-            <w:shd w:fill="EEF2F4"/>
-          </w:tcPr>
-          <w:p>
-            <w:pPr>
-              <w:spacing w:after="60" w:before="20"/>
-            </w:pPr>
-            <w:r>
-              <w:rPr>
-                <w:rFonts w:ascii="Arial" w:hAnsi="Arial"/>
-                <w:b/>
-                <w:sz w:val="28"/>
-              </w:rPr>
-              <w:t>5</w:t>
-            </w:r>
-          </w:p>
-        </w:tc>
-        <w:tc>
-          <w:tcPr>
-            <w:tcW w:type="dxa" w:w="9411"/>
-            <w:shd w:fill="F7F8F8"/>
-          </w:tcPr>
-          <w:p>
-            <w:pPr>
-              <w:spacing w:after="60" w:before="20"/>
-            </w:pPr>
-            <w:r>
-              <w:rPr>
-                <w:rFonts w:ascii="Arial" w:hAnsi="Arial"/>
-                <w:b w:val="0"/>
-                <w:sz w:val="28"/>
-              </w:rPr>
-              <w:t>Dein Name</w:t>
-            </w:r>
-          </w:p>
-        </w:tc>
-      </w:tr>
-    </w:tbl>
     <w:p>
+      <w:pPr>
+        <w:pStyle w:val="ExamBody"/>
+      </w:pPr>
       <w:r>
-        <w:rPr>
-          <w:b/>
-        </w:rPr>
-        <w:t>Wenn du einen Anfang brauchst:</w:t>
+        <w:t>1  Ort und Datum</w:t>
       </w:r>
     </w:p>
     <w:p>
+      <w:pPr>
+        <w:pStyle w:val="ExamBody"/>
+      </w:pPr>
       <w:r>
-        <w:rPr>
-          <w:b w:val="0"/>
-        </w:rPr>
-        <w:t>Sehr geehrte Frau …, / Sehr geehrter Herr …,</w:t>
-        <w:br/>
-        <w:t>Für unsere Schule wünsche ich mir …</w:t>
-        <w:br/>
-        <w:t>Ich würde mich darüber sehr freuen.</w:t>
-        <w:br/>
+        <w:t>2  freie Zeile</w:t>
+      </w:r>
+    </w:p>
+    <w:p>
+      <w:pPr>
+        <w:pStyle w:val="ExamBody"/>
+      </w:pPr>
+      <w:r>
+        <w:t>3  Anrede mit Komma</w:t>
+      </w:r>
+    </w:p>
+    <w:p>
+      <w:pPr>
+        <w:pStyle w:val="ExamBody"/>
+      </w:pPr>
+      <w:r>
+        <w:t>4  freie Zeile</w:t>
+      </w:r>
+    </w:p>
+    <w:p>
+      <w:pPr>
+        <w:pStyle w:val="ExamBody"/>
+      </w:pPr>
+      <w:r>
+        <w:t>5  Wunsch und mindestens ein passender Grund</w:t>
+      </w:r>
+    </w:p>
+    <w:p>
+      <w:pPr>
+        <w:pStyle w:val="ExamBody"/>
+      </w:pPr>
+      <w:r>
+        <w:t>6  freie Zeile</w:t>
+      </w:r>
+    </w:p>
+    <w:p>
+      <w:pPr>
+        <w:pStyle w:val="ExamBody"/>
+      </w:pPr>
+      <w:r>
+        <w:t>7  Grußformel und Name</w:t>
+      </w:r>
+    </w:p>
+    <w:p>
+      <w:pPr>
+        <w:pStyle w:val="ExamHeading"/>
+      </w:pPr>
+      <w:r>
+        <w:t>Wenn du einen Anfang brauchst</w:t>
+      </w:r>
+    </w:p>
+    <w:p>
+      <w:pPr>
+        <w:pStyle w:val="ExamBody"/>
+      </w:pPr>
+      <w:r>
+        <w:t>Sehr geehrte Frau …,</w:t>
+      </w:r>
+    </w:p>
+    <w:p>
+      <w:pPr>
+        <w:pStyle w:val="ExamBody"/>
+      </w:pPr>
+      <w:r>
+        <w:t>ich wünsche mir …</w:t>
+      </w:r>
+    </w:p>
+    <w:p>
+      <w:pPr>
+        <w:pStyle w:val="ExamBody"/>
+      </w:pPr>
+      <w:r>
+        <w:t>Das wäre sinnvoll, weil …</w:t>
+      </w:r>
+    </w:p>
+    <w:p>
+      <w:pPr>
+        <w:pStyle w:val="ExamBody"/>
+      </w:pPr>
+      <w:r>
+        <w:t>Dann könnten wir …</w:t>
+      </w:r>
+    </w:p>
+    <w:p>
+      <w:pPr>
+        <w:pStyle w:val="ExamBody"/>
+      </w:pPr>
+      <w:r>
         <w:t>Freundliche Grüße</w:t>
       </w:r>
     </w:p>
     <w:p>
+      <w:pPr>
+        <w:pStyle w:val="ExamHeading"/>
+      </w:pPr>
       <w:r>
-        <w:rPr>
-          <w:b w:val="0"/>
-        </w:rPr>
-        <w:t>Nur wenn du einen Zusatz schreiben möchtest:</w:t>
-        <w:br/>
-        <w:t>Das wäre sinnvoll, weil …</w:t>
-        <w:br/>
+        <w:t>Nur freiwillig für die Umfrage</w:t>
+      </w:r>
+    </w:p>
+    <w:p>
+      <w:pPr>
+        <w:pStyle w:val="ExamBody"/>
+      </w:pPr>
+      <w:r>
         <w:t>In der Umfrage wünschen sich … Kinder …</w:t>
       </w:r>
     </w:p>
     <w:p>
       <w:pPr>
-        <w:pStyle w:val="Heading2"/>
+        <w:pStyle w:val="ExamHeading"/>
       </w:pPr>
       <w:r>
         <w:t>Reflexion</w:t>
       </w:r>
     </w:p>
     <w:p>
+      <w:pPr>
+        <w:pStyle w:val="ExamBody"/>
+      </w:pPr>
       <w:r>
-        <w:rPr>
-          <w:b w:val="0"/>
-        </w:rPr>
-        <w:t>Lies deinen Brief. Prüfe die Punkte auf Seite 1. Verbessere eine Stelle, wenn es nötig ist.</w:t>
+        <w:t>Prüfe, ob du deinen Wunsch klar nennst und mindestens einen passenden Grund dafür angibst. Kontrolliere das Komma nach der Anrede, den kleingeschriebenen Satzbeginn und die freien Zeilen.</w:t>
       </w:r>
     </w:p>
     <w:p>
+      <w:pPr>
+        <w:pStyle w:val="ExamBody"/>
+      </w:pPr>
       <w:r>
-        <w:rPr>
-          <w:b w:val="0"/>
-        </w:rPr>
-        <w:t>Du darfst dir den Auftrag vorlesen lassen. Deinen Brief formulierst du selbst. Während der Arbeit nutzt du keine Hilfe von anderen Kindern und keinen Kiosk.</w:t>
+        <w:t>Du darfst dir den Auftrag vorlesen lassen. Deinen Brief formulierst du selbst. Keine Partnerhilfe und kein Kontroll-Kiosk während der Arbeit.</w:t>
       </w:r>
     </w:p>
     <w:sectPr>
@@ -518,7 +347,7 @@
         <w:rFonts w:ascii="Arial" w:hAnsi="Arial"/>
         <w:sz w:val="18"/>
       </w:rPr>
-      <w:t xml:space="preserve">Deutsch 5 · Wunschbriefe · 7. September 2026 · Fassung 2  |  </w:t>
+      <w:t xml:space="preserve">Deutsch 5 · Wunschbriefe · 5. Oktober 2026 · Fassung 4  |  </w:t>
     </w:r>
     <w:fldSimple w:instr="PAGE"/>
   </w:p>
@@ -12590,6 +12419,58 @@
         <w:shd w:val="clear" w:color="auto" w:fill="FBCAA2" w:themeFill="accent6" w:themeFillTint="7F"/>
       </w:tcPr>
     </w:tblStylePr>
+  </w:style>
+  <w:style w:type="paragraph" w:customStyle="1" w:styleId="ExamBody">
+    <w:name w:val="ExamBody"/>
+    <w:pPr>
+      <w:keepNext w:val="0"/>
+      <w:spacing w:before="0" w:after="120" w:line="247" w:lineRule="auto"/>
+    </w:pPr>
+    <w:rPr>
+      <w:rFonts w:ascii="Arial" w:hAnsi="Arial"/>
+      <w:b w:val="0"/>
+      <w:color w:val="24313A"/>
+      <w:sz w:val="24"/>
+    </w:rPr>
+  </w:style>
+  <w:style w:type="paragraph" w:customStyle="1" w:styleId="ExamTitle">
+    <w:name w:val="ExamTitle"/>
+    <w:pPr>
+      <w:keepNext/>
+      <w:spacing w:before="0" w:after="120" w:line="247" w:lineRule="auto"/>
+    </w:pPr>
+    <w:rPr>
+      <w:rFonts w:ascii="Arial" w:hAnsi="Arial"/>
+      <w:b/>
+      <w:color w:val="24313A"/>
+      <w:sz w:val="40"/>
+    </w:rPr>
+  </w:style>
+  <w:style w:type="paragraph" w:customStyle="1" w:styleId="ExamHeading">
+    <w:name w:val="ExamHeading"/>
+    <w:pPr>
+      <w:keepNext/>
+      <w:spacing w:before="0" w:after="120" w:line="247" w:lineRule="auto"/>
+    </w:pPr>
+    <w:rPr>
+      <w:rFonts w:ascii="Arial" w:hAnsi="Arial"/>
+      <w:b/>
+      <w:color w:val="24313A"/>
+      <w:sz w:val="28"/>
+    </w:rPr>
+  </w:style>
+  <w:style w:type="paragraph" w:customStyle="1" w:styleId="ExamLabel">
+    <w:name w:val="ExamLabel"/>
+    <w:pPr>
+      <w:keepNext/>
+      <w:spacing w:before="0" w:after="120" w:line="247" w:lineRule="auto"/>
+    </w:pPr>
+    <w:rPr>
+      <w:rFonts w:ascii="Arial" w:hAnsi="Arial"/>
+      <w:b/>
+      <w:color w:val="24313A"/>
+      <w:sz w:val="24"/>
+    </w:rPr>
   </w:style>
 </w:styles>
 </file>
